--- a/docpac_062509/Unit2Lesson1/Unit2Lesson1.docx
+++ b/docpac_062509/Unit2Lesson1/Unit2Lesson1.docx
@@ -4390,7 +4390,7 @@
           <w:sz w:val="20"/>
           <w:szCs w:val="20"/>
         </w:rPr>
-        <w:t>Week 2/</w:t>
+        <w:t>Unit2Lesson1/</w:t>
       </w:r>
     </w:p>
     <w:p>
